--- a/thesis/ASPNET-DK24TT80171-NguyenHieuDanh-TimViecLam.docx
+++ b/thesis/ASPNET-DK24TT80171-NguyenHieuDanh-TimViecLam.docx
@@ -4,7 +4,7 @@
   <w:body>
     <w:p>
       <w:pPr>
-        <w:jc w:val="both"/>
+        <w:jc w:val="center"/>
         <w:rPr>
           <w:rFonts w:ascii="Times New Roman" w:hAnsi="Times New Roman" w:cs="Times New Roman"/>
           <w:sz w:val="26"/>
@@ -22,7 +22,7 @@
     </w:p>
     <w:p>
       <w:pPr>
-        <w:jc w:val="both"/>
+        <w:jc w:val="center"/>
         <w:outlineLvl w:val="0"/>
         <w:rPr>
           <w:rFonts w:ascii="Times New Roman" w:hAnsi="Times New Roman" w:cs="Times New Roman"/>
@@ -41,7 +41,7 @@
     </w:p>
     <w:p>
       <w:pPr>
-        <w:jc w:val="both"/>
+        <w:jc w:val="center"/>
         <w:outlineLvl w:val="0"/>
         <w:rPr>
           <w:rFonts w:ascii="Times New Roman" w:hAnsi="Times New Roman" w:cs="Times New Roman"/>
@@ -62,7 +62,7 @@
     </w:p>
     <w:p>
       <w:pPr>
-        <w:jc w:val="both"/>
+        <w:jc w:val="center"/>
         <w:outlineLvl w:val="0"/>
         <w:rPr>
           <w:rFonts w:ascii="Times New Roman" w:hAnsi="Times New Roman" w:cs="Times New Roman"/>
@@ -75,7 +75,7 @@
     <w:p>
       <w:pPr>
         <w:spacing w:line="360" w:lineRule="auto"/>
-        <w:jc w:val="both"/>
+        <w:jc w:val="center"/>
         <w:rPr>
           <w:rFonts w:ascii="Times New Roman" w:hAnsi="Times New Roman" w:cs="Times New Roman"/>
           <w:sz w:val="26"/>
@@ -143,7 +143,7 @@
     <w:p>
       <w:pPr>
         <w:spacing w:line="360" w:lineRule="auto"/>
-        <w:jc w:val="both"/>
+        <w:jc w:val="center"/>
         <w:rPr>
           <w:rFonts w:ascii="Times New Roman" w:hAnsi="Times New Roman" w:cs="Times New Roman"/>
           <w:b/>
@@ -155,7 +155,7 @@
     <w:p>
       <w:pPr>
         <w:spacing w:line="360" w:lineRule="auto"/>
-        <w:jc w:val="both"/>
+        <w:jc w:val="center"/>
         <w:outlineLvl w:val="0"/>
         <w:rPr>
           <w:rFonts w:ascii="Times New Roman" w:hAnsi="Times New Roman" w:cs="Times New Roman"/>
@@ -177,7 +177,7 @@
     <w:p>
       <w:pPr>
         <w:spacing w:line="360" w:lineRule="auto"/>
-        <w:jc w:val="both"/>
+        <w:jc w:val="center"/>
         <w:rPr>
           <w:rFonts w:ascii="Times New Roman" w:hAnsi="Times New Roman" w:cs="Times New Roman"/>
           <w:b/>
@@ -225,7 +225,7 @@
     <w:p>
       <w:pPr>
         <w:spacing w:line="360" w:lineRule="auto"/>
-        <w:jc w:val="both"/>
+        <w:jc w:val="center"/>
         <w:rPr>
           <w:rFonts w:ascii="Times New Roman" w:hAnsi="Times New Roman" w:cs="Times New Roman"/>
           <w:sz w:val="26"/>
@@ -843,7 +843,7 @@
     <w:p>
       <w:pPr>
         <w:spacing w:line="360" w:lineRule="auto"/>
-        <w:jc w:val="both"/>
+        <w:jc w:val="right"/>
         <w:rPr>
           <w:rFonts w:ascii="Times New Roman" w:hAnsi="Times New Roman" w:cs="Times New Roman"/>
           <w:b/>
@@ -912,7 +912,7 @@
     <w:p>
       <w:pPr>
         <w:spacing w:before="120" w:after="120" w:line="360" w:lineRule="auto"/>
-        <w:jc w:val="both"/>
+        <w:jc w:val="center"/>
         <w:rPr>
           <w:rFonts w:ascii="Times New Roman" w:hAnsi="Times New Roman" w:cs="Times New Roman"/>
           <w:sz w:val="26"/>
@@ -1408,7 +1408,7 @@
     <w:p>
       <w:pPr>
         <w:spacing w:before="120" w:after="120" w:line="240" w:lineRule="auto"/>
-        <w:jc w:val="both"/>
+        <w:jc w:val="center"/>
         <w:rPr>
           <w:rFonts w:ascii="Times New Roman" w:hAnsi="Times New Roman" w:cs="Times New Roman"/>
           <w:sz w:val="26"/>
@@ -1696,7 +1696,7 @@
           <w:tab w:val="center" w:pos="8505"/>
         </w:tabs>
         <w:spacing w:before="120" w:after="120" w:line="240" w:lineRule="auto"/>
-        <w:jc w:val="both"/>
+        <w:jc w:val="right"/>
         <w:rPr>
           <w:rFonts w:ascii="Times New Roman" w:hAnsi="Times New Roman" w:cs="Times New Roman"/>
           <w:sz w:val="26"/>
@@ -1715,7 +1715,8 @@
     <w:p>
       <w:pPr>
         <w:spacing w:before="120" w:after="120" w:line="240" w:lineRule="auto"/>
-        <w:jc w:val="both"/>
+        <w:ind w:left="5040" w:firstLine="720"/>
+        <w:jc w:val="center"/>
         <w:rPr>
           <w:rFonts w:ascii="Times New Roman" w:hAnsi="Times New Roman" w:cs="Times New Roman"/>
           <w:b/>
@@ -1723,70 +1724,6 @@
           <w:szCs w:val="26"/>
         </w:rPr>
       </w:pPr>
-      <w:r>
-        <w:rPr>
-          <w:rFonts w:ascii="Times New Roman" w:hAnsi="Times New Roman" w:cs="Times New Roman"/>
-          <w:sz w:val="26"/>
-          <w:szCs w:val="26"/>
-        </w:rPr>
-        <w:tab/>
-      </w:r>
-      <w:r>
-        <w:rPr>
-          <w:rFonts w:ascii="Times New Roman" w:hAnsi="Times New Roman" w:cs="Times New Roman"/>
-          <w:sz w:val="26"/>
-          <w:szCs w:val="26"/>
-        </w:rPr>
-        <w:tab/>
-      </w:r>
-      <w:r>
-        <w:rPr>
-          <w:rFonts w:ascii="Times New Roman" w:hAnsi="Times New Roman" w:cs="Times New Roman"/>
-          <w:sz w:val="26"/>
-          <w:szCs w:val="26"/>
-        </w:rPr>
-        <w:tab/>
-      </w:r>
-      <w:r>
-        <w:rPr>
-          <w:rFonts w:ascii="Times New Roman" w:hAnsi="Times New Roman" w:cs="Times New Roman"/>
-          <w:sz w:val="26"/>
-          <w:szCs w:val="26"/>
-        </w:rPr>
-        <w:tab/>
-      </w:r>
-      <w:r>
-        <w:rPr>
-          <w:rFonts w:ascii="Times New Roman" w:hAnsi="Times New Roman" w:cs="Times New Roman"/>
-          <w:sz w:val="26"/>
-          <w:szCs w:val="26"/>
-        </w:rPr>
-        <w:tab/>
-      </w:r>
-      <w:r>
-        <w:rPr>
-          <w:rFonts w:ascii="Times New Roman" w:hAnsi="Times New Roman" w:cs="Times New Roman"/>
-          <w:sz w:val="26"/>
-          <w:szCs w:val="26"/>
-        </w:rPr>
-        <w:tab/>
-      </w:r>
-      <w:r>
-        <w:rPr>
-          <w:rFonts w:ascii="Times New Roman" w:hAnsi="Times New Roman" w:cs="Times New Roman"/>
-          <w:sz w:val="26"/>
-          <w:szCs w:val="26"/>
-        </w:rPr>
-        <w:tab/>
-      </w:r>
-      <w:r>
-        <w:rPr>
-          <w:rFonts w:ascii="Times New Roman" w:hAnsi="Times New Roman" w:cs="Times New Roman"/>
-          <w:sz w:val="26"/>
-          <w:szCs w:val="26"/>
-        </w:rPr>
-        <w:tab/>
-      </w:r>
       <w:r>
         <w:rPr>
           <w:rFonts w:ascii="Times New Roman" w:hAnsi="Times New Roman" w:cs="Times New Roman"/>
@@ -1801,7 +1738,7 @@
       <w:pPr>
         <w:spacing w:before="120" w:after="120" w:line="240" w:lineRule="auto"/>
         <w:ind w:left="5760"/>
-        <w:jc w:val="both"/>
+        <w:jc w:val="center"/>
         <w:rPr>
           <w:rFonts w:ascii="Times New Roman" w:hAnsi="Times New Roman" w:cs="Times New Roman"/>
           <w:i/>
@@ -1874,7 +1811,7 @@
     <w:p>
       <w:pPr>
         <w:spacing w:before="120" w:after="120" w:line="240" w:lineRule="auto"/>
-        <w:jc w:val="both"/>
+        <w:jc w:val="center"/>
         <w:rPr>
           <w:rFonts w:ascii="Times New Roman" w:hAnsi="Times New Roman" w:cs="Times New Roman"/>
           <w:sz w:val="26"/>
@@ -2224,7 +2161,7 @@
     <w:p>
       <w:pPr>
         <w:spacing w:before="120" w:after="120" w:line="240" w:lineRule="auto"/>
-        <w:jc w:val="both"/>
+        <w:jc w:val="center"/>
         <w:rPr>
           <w:rFonts w:ascii="Times New Roman" w:hAnsi="Times New Roman" w:cs="Times New Roman"/>
           <w:sz w:val="26"/>
@@ -3320,63 +3257,20 @@
     <w:p>
       <w:pPr>
         <w:spacing w:before="120" w:after="120" w:line="240" w:lineRule="auto"/>
-        <w:jc w:val="both"/>
-        <w:rPr>
-          <w:rFonts w:ascii="Times New Roman" w:hAnsi="Times New Roman" w:cs="Times New Roman"/>
-          <w:sz w:val="26"/>
-          <w:szCs w:val="26"/>
-        </w:rPr>
-      </w:pPr>
-    </w:p>
-    <w:p>
-      <w:pPr>
-        <w:spacing w:before="120" w:after="120" w:line="240" w:lineRule="auto"/>
-        <w:jc w:val="both"/>
-        <w:rPr>
-          <w:rFonts w:ascii="Times New Roman" w:hAnsi="Times New Roman" w:cs="Times New Roman"/>
-          <w:sz w:val="26"/>
-          <w:szCs w:val="26"/>
-        </w:rPr>
-      </w:pPr>
-    </w:p>
-    <w:p>
-      <w:pPr>
-        <w:spacing w:before="120" w:after="120" w:line="240" w:lineRule="auto"/>
-        <w:jc w:val="both"/>
-        <w:rPr>
-          <w:rFonts w:ascii="Times New Roman" w:hAnsi="Times New Roman" w:cs="Times New Roman"/>
-          <w:sz w:val="26"/>
-          <w:szCs w:val="26"/>
-        </w:rPr>
-      </w:pPr>
-    </w:p>
-    <w:p>
-      <w:pPr>
-        <w:spacing w:before="120" w:after="120" w:line="240" w:lineRule="auto"/>
-        <w:jc w:val="both"/>
-        <w:rPr>
-          <w:rFonts w:ascii="Times New Roman" w:hAnsi="Times New Roman" w:cs="Times New Roman"/>
-          <w:sz w:val="26"/>
-          <w:szCs w:val="26"/>
-        </w:rPr>
-      </w:pPr>
-    </w:p>
-    <w:p>
-      <w:pPr>
-        <w:spacing w:before="120" w:after="120" w:line="240" w:lineRule="auto"/>
-        <w:jc w:val="both"/>
-        <w:rPr>
-          <w:rFonts w:ascii="Times New Roman" w:hAnsi="Times New Roman" w:cs="Times New Roman"/>
-          <w:sz w:val="26"/>
-          <w:szCs w:val="26"/>
-        </w:rPr>
-      </w:pPr>
-      <w:r>
-        <w:rPr>
-          <w:rFonts w:ascii="Times New Roman" w:hAnsi="Times New Roman" w:cs="Times New Roman"/>
-          <w:sz w:val="26"/>
-          <w:szCs w:val="26"/>
-        </w:rPr>
+        <w:jc w:val="center"/>
+        <w:rPr>
+          <w:rFonts w:ascii="Times New Roman" w:hAnsi="Times New Roman" w:cs="Times New Roman"/>
+          <w:sz w:val="26"/>
+          <w:szCs w:val="26"/>
+        </w:rPr>
+      </w:pPr>
+      <w:r>
+        <w:rPr>
+          <w:rFonts w:ascii="Times New Roman" w:hAnsi="Times New Roman" w:cs="Times New Roman"/>
+          <w:sz w:val="26"/>
+          <w:szCs w:val="26"/>
+        </w:rPr>
+        <w:lastRenderedPageBreak/>
         <w:t>DANH MỤC HÌNH ẢNH</w:t>
       </w:r>
     </w:p>
@@ -3537,7 +3431,6 @@
         <w:rPr>
           <w:noProof/>
         </w:rPr>
-        <w:lastRenderedPageBreak/>
         <w:drawing>
           <wp:inline distT="0" distB="0" distL="0" distR="0" wp14:anchorId="3AEC9F79" wp14:editId="22AEBD4D">
             <wp:extent cx="6332220" cy="2804795"/>
@@ -3639,6 +3532,7 @@
         <w:rPr>
           <w:noProof/>
         </w:rPr>
+        <w:lastRenderedPageBreak/>
         <w:drawing>
           <wp:inline distT="0" distB="0" distL="0" distR="0" wp14:anchorId="24A0EC5F" wp14:editId="4C98B13B">
             <wp:extent cx="6332220" cy="2299335"/>
@@ -3759,7 +3653,6 @@
         <w:rPr>
           <w:noProof/>
         </w:rPr>
-        <w:lastRenderedPageBreak/>
         <w:drawing>
           <wp:inline distT="0" distB="0" distL="0" distR="0" wp14:anchorId="18D41188" wp14:editId="1AB153DE">
             <wp:extent cx="6332220" cy="2846070"/>
@@ -3902,6 +3795,7 @@
         <w:rPr>
           <w:noProof/>
         </w:rPr>
+        <w:lastRenderedPageBreak/>
         <w:drawing>
           <wp:inline distT="0" distB="0" distL="0" distR="0" wp14:anchorId="1FEB2DBD" wp14:editId="1C466715">
             <wp:extent cx="6332220" cy="2837180"/>
@@ -4028,7 +3922,6 @@
         <w:rPr>
           <w:noProof/>
         </w:rPr>
-        <w:lastRenderedPageBreak/>
         <w:drawing>
           <wp:inline distT="0" distB="0" distL="0" distR="0" wp14:anchorId="53ED45AD" wp14:editId="5096EEC4">
             <wp:extent cx="6332220" cy="2809240"/>
@@ -4155,6 +4048,7 @@
         <w:rPr>
           <w:noProof/>
         </w:rPr>
+        <w:lastRenderedPageBreak/>
         <w:drawing>
           <wp:inline distT="0" distB="0" distL="0" distR="0" wp14:anchorId="4952A4C7" wp14:editId="02883C64">
             <wp:extent cx="6332220" cy="3200400"/>
@@ -4289,7 +4183,6 @@
         <w:rPr>
           <w:noProof/>
         </w:rPr>
-        <w:lastRenderedPageBreak/>
         <w:drawing>
           <wp:inline distT="0" distB="0" distL="0" distR="0" wp14:anchorId="3F81707D" wp14:editId="63C55309">
             <wp:extent cx="6332220" cy="1846580"/>
@@ -4416,6 +4309,7 @@
         <w:rPr>
           <w:noProof/>
         </w:rPr>
+        <w:lastRenderedPageBreak/>
         <w:drawing>
           <wp:inline distT="0" distB="0" distL="0" distR="0" wp14:anchorId="240F7922" wp14:editId="00A6C04F">
             <wp:extent cx="6332220" cy="1830705"/>
@@ -4682,6 +4576,105 @@
           <w:szCs w:val="26"/>
         </w:rPr>
       </w:pPr>
+    </w:p>
+    <w:p>
+      <w:pPr>
+        <w:spacing w:before="120" w:after="120" w:line="240" w:lineRule="auto"/>
+        <w:jc w:val="both"/>
+        <w:rPr>
+          <w:rFonts w:ascii="Times New Roman" w:hAnsi="Times New Roman" w:cs="Times New Roman"/>
+          <w:sz w:val="26"/>
+          <w:szCs w:val="26"/>
+        </w:rPr>
+      </w:pPr>
+    </w:p>
+    <w:p>
+      <w:pPr>
+        <w:spacing w:before="120" w:after="120" w:line="240" w:lineRule="auto"/>
+        <w:jc w:val="both"/>
+        <w:rPr>
+          <w:rFonts w:ascii="Times New Roman" w:hAnsi="Times New Roman" w:cs="Times New Roman"/>
+          <w:sz w:val="26"/>
+          <w:szCs w:val="26"/>
+        </w:rPr>
+      </w:pPr>
+    </w:p>
+    <w:p>
+      <w:pPr>
+        <w:spacing w:before="120" w:after="120" w:line="240" w:lineRule="auto"/>
+        <w:jc w:val="both"/>
+        <w:rPr>
+          <w:rFonts w:ascii="Times New Roman" w:hAnsi="Times New Roman" w:cs="Times New Roman"/>
+          <w:sz w:val="26"/>
+          <w:szCs w:val="26"/>
+        </w:rPr>
+      </w:pPr>
+    </w:p>
+    <w:p>
+      <w:pPr>
+        <w:spacing w:before="120" w:after="120" w:line="240" w:lineRule="auto"/>
+        <w:jc w:val="both"/>
+        <w:rPr>
+          <w:rFonts w:ascii="Times New Roman" w:hAnsi="Times New Roman" w:cs="Times New Roman"/>
+          <w:sz w:val="26"/>
+          <w:szCs w:val="26"/>
+        </w:rPr>
+      </w:pPr>
+    </w:p>
+    <w:p>
+      <w:pPr>
+        <w:spacing w:before="120" w:after="120" w:line="240" w:lineRule="auto"/>
+        <w:jc w:val="both"/>
+        <w:rPr>
+          <w:rFonts w:ascii="Times New Roman" w:hAnsi="Times New Roman" w:cs="Times New Roman"/>
+          <w:sz w:val="26"/>
+          <w:szCs w:val="26"/>
+        </w:rPr>
+      </w:pPr>
+    </w:p>
+    <w:p>
+      <w:pPr>
+        <w:spacing w:before="120" w:after="120" w:line="240" w:lineRule="auto"/>
+        <w:jc w:val="both"/>
+        <w:rPr>
+          <w:rFonts w:ascii="Times New Roman" w:hAnsi="Times New Roman" w:cs="Times New Roman"/>
+          <w:sz w:val="26"/>
+          <w:szCs w:val="26"/>
+        </w:rPr>
+      </w:pPr>
+    </w:p>
+    <w:p>
+      <w:pPr>
+        <w:spacing w:before="120" w:after="120" w:line="240" w:lineRule="auto"/>
+        <w:jc w:val="both"/>
+        <w:rPr>
+          <w:rFonts w:ascii="Times New Roman" w:hAnsi="Times New Roman" w:cs="Times New Roman"/>
+          <w:sz w:val="26"/>
+          <w:szCs w:val="26"/>
+        </w:rPr>
+      </w:pPr>
+    </w:p>
+    <w:p>
+      <w:pPr>
+        <w:spacing w:before="120" w:after="120" w:line="240" w:lineRule="auto"/>
+        <w:jc w:val="both"/>
+        <w:rPr>
+          <w:rFonts w:ascii="Times New Roman" w:hAnsi="Times New Roman" w:cs="Times New Roman"/>
+          <w:sz w:val="26"/>
+          <w:szCs w:val="26"/>
+        </w:rPr>
+      </w:pPr>
+    </w:p>
+    <w:p>
+      <w:pPr>
+        <w:spacing w:before="120" w:after="120" w:line="240" w:lineRule="auto"/>
+        <w:jc w:val="center"/>
+        <w:rPr>
+          <w:rFonts w:ascii="Times New Roman" w:hAnsi="Times New Roman" w:cs="Times New Roman"/>
+          <w:sz w:val="26"/>
+          <w:szCs w:val="26"/>
+        </w:rPr>
+      </w:pPr>
       <w:r>
         <w:rPr>
           <w:rFonts w:ascii="Times New Roman" w:hAnsi="Times New Roman" w:cs="Times New Roman"/>
@@ -5025,7 +5018,7 @@
     <w:p>
       <w:pPr>
         <w:spacing w:before="120" w:after="120" w:line="240" w:lineRule="auto"/>
-        <w:jc w:val="both"/>
+        <w:jc w:val="center"/>
         <w:rPr>
           <w:rFonts w:ascii="Times New Roman" w:hAnsi="Times New Roman" w:cs="Times New Roman"/>
           <w:sz w:val="26"/>
@@ -5271,7 +5264,7 @@
     <w:p>
       <w:pPr>
         <w:spacing w:before="100" w:beforeAutospacing="1" w:after="100" w:afterAutospacing="1" w:line="240" w:lineRule="auto"/>
-        <w:jc w:val="both"/>
+        <w:jc w:val="center"/>
         <w:outlineLvl w:val="1"/>
         <w:rPr>
           <w:rFonts w:ascii="Times New Roman" w:eastAsia="Times New Roman" w:hAnsi="Times New Roman" w:cs="Times New Roman"/>
@@ -6247,7 +6240,7 @@
     <w:p>
       <w:pPr>
         <w:spacing w:before="120" w:after="120" w:line="240" w:lineRule="auto"/>
-        <w:jc w:val="both"/>
+        <w:jc w:val="center"/>
         <w:rPr>
           <w:rFonts w:ascii="Times New Roman" w:hAnsi="Times New Roman" w:cs="Times New Roman"/>
           <w:b/>
@@ -6273,14 +6266,6 @@
           <w:szCs w:val="26"/>
         </w:rPr>
         <w:br/>
-      </w:r>
-      <w:r>
-        <w:rPr>
-          <w:rFonts w:ascii="Times New Roman" w:hAnsi="Times New Roman" w:cs="Times New Roman"/>
-          <w:b/>
-          <w:sz w:val="26"/>
-          <w:szCs w:val="26"/>
-        </w:rPr>
         <w:t>CHƯƠNG 2: NGHIÊN CỨU LÝ THUYẾT</w:t>
       </w:r>
     </w:p>
@@ -6301,6 +6286,8 @@
         </w:rPr>
         <w:t>2.1. ASP.NET Web Forms</w:t>
       </w:r>
+      <w:bookmarkStart w:id="9" w:name="_GoBack"/>
+      <w:bookmarkEnd w:id="9"/>
     </w:p>
     <w:p>
       <w:pPr>
@@ -10315,14 +10302,7 @@
           <w:sz w:val="26"/>
           <w:szCs w:val="26"/>
         </w:rPr>
-        <w:t xml:space="preserve">VD: </w:t>
-      </w:r>
-      <w:r>
-        <w:rPr>
-          <w:sz w:val="26"/>
-          <w:szCs w:val="26"/>
-        </w:rPr>
-        <w:t xml:space="preserve">(@cat </w:t>
+        <w:t xml:space="preserve">VD: (@cat </w:t>
       </w:r>
       <w:r>
         <w:rPr>
@@ -10382,14 +10362,7 @@
           <w:sz w:val="26"/>
           <w:szCs w:val="26"/>
         </w:rPr>
-        <w:t xml:space="preserve"> @cat)</w:t>
-      </w:r>
-      <w:r>
-        <w:rPr>
-          <w:sz w:val="26"/>
-          <w:szCs w:val="26"/>
-        </w:rPr>
-        <w:t xml:space="preserve"> nếu người dùng chọn “Tất cả ngành nghề” thì @cat=0</w:t>
+        <w:t xml:space="preserve"> @cat) nếu người dùng chọn “Tất cả ngành nghề” thì @cat=0</w:t>
       </w:r>
       <w:r>
         <w:rPr>
@@ -10565,15 +10538,7 @@
                 <w:sz w:val="26"/>
                 <w:szCs w:val="26"/>
               </w:rPr>
-              <w:t>Keyword</w:t>
-            </w:r>
-            <w:r>
-              <w:rPr>
-                <w:rFonts w:ascii="Times New Roman" w:hAnsi="Times New Roman" w:cs="Times New Roman"/>
-                <w:sz w:val="26"/>
-                <w:szCs w:val="26"/>
-              </w:rPr>
-              <w:t>)</w:t>
+              <w:t>Keyword)</w:t>
             </w:r>
           </w:p>
         </w:tc>
@@ -10662,15 +10627,7 @@
                 <w:sz w:val="26"/>
                 <w:szCs w:val="26"/>
               </w:rPr>
-              <w:t>Keyword Like</w:t>
-            </w:r>
-            <w:r>
-              <w:rPr>
-                <w:rFonts w:ascii="Times New Roman" w:hAnsi="Times New Roman" w:cs="Times New Roman"/>
-                <w:sz w:val="26"/>
-                <w:szCs w:val="26"/>
-              </w:rPr>
-              <w:t>)</w:t>
+              <w:t>Keyword Like)</w:t>
             </w:r>
           </w:p>
         </w:tc>
@@ -10743,15 +10700,7 @@
                 <w:sz w:val="26"/>
                 <w:szCs w:val="26"/>
               </w:rPr>
-              <w:t>Category</w:t>
-            </w:r>
-            <w:r>
-              <w:rPr>
-                <w:rFonts w:ascii="Times New Roman" w:hAnsi="Times New Roman" w:cs="Times New Roman"/>
-                <w:sz w:val="26"/>
-                <w:szCs w:val="26"/>
-              </w:rPr>
-              <w:t>)</w:t>
+              <w:t>Category)</w:t>
             </w:r>
           </w:p>
         </w:tc>
@@ -10824,15 +10773,7 @@
                 <w:sz w:val="26"/>
                 <w:szCs w:val="26"/>
               </w:rPr>
-              <w:t>Province</w:t>
-            </w:r>
-            <w:r>
-              <w:rPr>
-                <w:rFonts w:ascii="Times New Roman" w:hAnsi="Times New Roman" w:cs="Times New Roman"/>
-                <w:sz w:val="26"/>
-                <w:szCs w:val="26"/>
-              </w:rPr>
-              <w:t>)</w:t>
+              <w:t>Province)</w:t>
             </w:r>
           </w:p>
         </w:tc>
@@ -10905,15 +10846,7 @@
                 <w:sz w:val="26"/>
                 <w:szCs w:val="26"/>
               </w:rPr>
-              <w:t>Type</w:t>
-            </w:r>
-            <w:r>
-              <w:rPr>
-                <w:rFonts w:ascii="Times New Roman" w:hAnsi="Times New Roman" w:cs="Times New Roman"/>
-                <w:sz w:val="26"/>
-                <w:szCs w:val="26"/>
-              </w:rPr>
-              <w:t>)</w:t>
+              <w:t>Type)</w:t>
             </w:r>
           </w:p>
         </w:tc>
@@ -11788,14 +11721,7 @@
           <w:sz w:val="26"/>
           <w:szCs w:val="26"/>
         </w:rPr>
-        <w:t xml:space="preserve"> và </w:t>
-      </w:r>
-      <w:r>
-        <w:rPr>
-          <w:sz w:val="26"/>
-          <w:szCs w:val="26"/>
-        </w:rPr>
-        <w:t>chức năng upload CV</w:t>
+        <w:t xml:space="preserve"> và chức năng upload CV</w:t>
       </w:r>
     </w:p>
     <w:p>
@@ -12656,21 +12582,7 @@
           <w:sz w:val="26"/>
           <w:szCs w:val="26"/>
         </w:rPr>
-        <w:t>3.</w:t>
-      </w:r>
-      <w:r>
-        <w:rPr>
-          <w:sz w:val="26"/>
-          <w:szCs w:val="26"/>
-        </w:rPr>
-        <w:t>9</w:t>
-      </w:r>
-      <w:r>
-        <w:rPr>
-          <w:sz w:val="26"/>
-          <w:szCs w:val="26"/>
-        </w:rPr>
-        <w:t>. Kết luận chương</w:t>
+        <w:t>3.9. Kết luận chương</w:t>
       </w:r>
     </w:p>
     <w:p>
@@ -12854,8 +12766,6 @@
           <w:szCs w:val="26"/>
         </w:rPr>
       </w:pPr>
-      <w:bookmarkStart w:id="9" w:name="_GoBack"/>
-      <w:bookmarkEnd w:id="9"/>
     </w:p>
     <w:sectPr>
       <w:headerReference w:type="default" r:id="rId36"/>
@@ -12937,7 +12847,7 @@
           <w:rPr>
             <w:noProof/>
           </w:rPr>
-          <w:t>28</w:t>
+          <w:t>14</w:t>
         </w:r>
         <w:r>
           <w:rPr>
@@ -18845,7 +18755,7 @@
 </file>
 
 <file path=customXml/itemProps1.xml><?xml version="1.0" encoding="utf-8"?>
-<ds:datastoreItem xmlns:ds="http://schemas.openxmlformats.org/officeDocument/2006/customXml" ds:itemID="{5246EC8E-AF0A-42EC-B919-DD658E33AD48}">
+<ds:datastoreItem xmlns:ds="http://schemas.openxmlformats.org/officeDocument/2006/customXml" ds:itemID="{37A99C78-F692-45F5-AC24-20F7C62AEA02}">
   <ds:schemaRefs>
     <ds:schemaRef ds:uri="http://schemas.openxmlformats.org/officeDocument/2006/bibliography"/>
   </ds:schemaRefs>
